--- a/data/templates/hopdong-chuyennghiep.docx
+++ b/data/templates/hopdong-chuyennghiep.docx
@@ -847,7 +847,7 @@
           <w:color w:val="000000"/>
           <w:rtl w:val="0"/>
         </w:rPr>
-        <w:t xml:space="preserve">Đại diện: (Ông/Bà)</w:t>
+        <w:t xml:space="preserve">Đại diện: (Ông/Bà) </w:t>
       </w:r>
       <w:r>
         <w:rPr>
@@ -1237,7 +1237,7 @@
           <w:color w:val="000000"/>
           <w:rtl w:val="0"/>
         </w:rPr>
-        <w:t xml:space="preserve">{{TU_NGAY}} đến hết ngày</w:t>
+        <w:t xml:space="preserve">{{TU_NGAY}} đến hết ngày </w:t>
       </w:r>
       <w:bookmarkStart w:colFirst="0" w:colLast="0" w:name="bookmark=id.3znysh7" w:id="4"/>
       <w:bookmarkEnd w:id="4"/>
@@ -4672,7 +4672,7 @@
                 <w:color w:val="000000"/>
                 <w:rtl w:val="0"/>
               </w:rPr>
-              <w:t xml:space="preserve">{{DAI_DIEN_BEN_B}}</w:t>
+              <w:t xml:space="preserve">{{DAI_DIEN_BEN_B_KY}}</w:t>
             </w:r>
           </w:p>
         </w:tc>

--- a/data/templates/hopdong-chuyennghiep.docx
+++ b/data/templates/hopdong-chuyennghiep.docx
@@ -907,7 +907,7 @@
           <w:color w:val="000000"/>
           <w:rtl w:val="0"/>
         </w:rPr>
-        <w:t xml:space="preserve">Ngày sinh: {{NGAY_SINH}} Chức vụ:{{CHUC_VU_BEN_B}}</w:t>
+        <w:t xml:space="preserve">Ngày sinh: {{NGAY_SINH}} Chức vụ: {{CHUC_VU_BEN_B}}</w:t>
       </w:r>
     </w:p>
     <w:p>
@@ -925,7 +925,7 @@
           <w:color w:val="000000"/>
           <w:rtl w:val="0"/>
         </w:rPr>
-        <w:t xml:space="preserve">Địa chỉ cửa hàng:{{DIA_CHI}}</w:t>
+        <w:t xml:space="preserve">Địa chỉ cửa hàng: {{DIA_CHI}}</w:t>
       </w:r>
     </w:p>
     <w:p>
@@ -1808,7 +1808,7 @@
                 <w:color w:val="000000"/>
                 <w:rtl w:val="0"/>
               </w:rPr>
-              <w:t xml:space="preserve">{{SO_KHO}}</w:t>
+              <w:t xml:space="preserve">{{THOI_HAN_THANG}}</w:t>
             </w:r>
           </w:p>
         </w:tc>
@@ -1840,7 +1840,7 @@
                 <w:color w:val="000000"/>
                 <w:rtl w:val="0"/>
               </w:rPr>
-              <w:t xml:space="preserve">{{THOI_HAN_THANG}}</w:t>
+              <w:t xml:space="preserve">{{PHI_GOC}}</w:t>
             </w:r>
           </w:p>
         </w:tc>
@@ -1913,7 +1913,7 @@
                 <w:color w:val="000000"/>
                 <w:rtl w:val="0"/>
               </w:rPr>
-              <w:t xml:space="preserve">{{PHI_GOC}}</w:t>
+              <w:t xml:space="preserve">{{SO_KHO}}</w:t>
             </w:r>
           </w:p>
         </w:tc>
@@ -2209,7 +2209,7 @@
                 <w:color w:val="000000"/>
                 <w:rtl w:val="0"/>
               </w:rPr>
-              <w:t xml:space="preserve">{{CHIET_KHAU}}VNĐ</w:t>
+              <w:t xml:space="preserve">{{CHIET_KHAU}} VNĐ</w:t>
             </w:r>
           </w:p>
         </w:tc>
@@ -2305,7 +2305,7 @@
                 <w:color w:val="000000"/>
                 <w:rtl w:val="0"/>
               </w:rPr>
-              <w:t xml:space="preserve">{{TONG_CONG}}VNĐ</w:t>
+              <w:t xml:space="preserve">{{TONG_CONG}} VNĐ</w:t>
             </w:r>
           </w:p>
         </w:tc>
